--- a/docs/网络综合工程设计-1-选题报告.docx
+++ b/docs/网络综合工程设计-1-选题报告.docx
@@ -63,7 +63,7 @@
           </mc:Choice>
           <mc:Fallback>
             <w:pict>
-              <v:line w14:anchorId="323F6DC0" id="直线 2" o:spid="_x0000_s1026" style="position:absolute;z-index:251659264;visibility:visible;mso-wrap-style:square;mso-wrap-distance-left:9pt;mso-wrap-distance-top:0;mso-wrap-distance-right:9pt;mso-wrap-distance-bottom:0;mso-position-horizontal:absolute;mso-position-horizontal-relative:text;mso-position-vertical:absolute;mso-position-vertical-relative:text" from="0,15.6pt" to=".05pt,15.6pt" o:gfxdata="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"/>
+              <v:line w14:anchorId="69FA3702" id="直线 2" o:spid="_x0000_s1026" style="position:absolute;z-index:251659264;visibility:visible;mso-wrap-style:square;mso-wrap-distance-left:9pt;mso-wrap-distance-top:0;mso-wrap-distance-right:9pt;mso-wrap-distance-bottom:0;mso-position-horizontal:absolute;mso-position-horizontal-relative:text;mso-position-vertical:absolute;mso-position-vertical-relative:text" from="0,15.6pt" to=".05pt,15.6pt" o:gfxdata="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"/>
             </w:pict>
           </mc:Fallback>
         </mc:AlternateContent>
@@ -294,6 +294,7 @@
           <w:u w:val="single"/>
         </w:rPr>
       </w:pPr>
+      <w:proofErr w:type="gramStart"/>
       <w:r>
         <w:rPr>
           <w:rFonts w:eastAsia="仿宋"/>
@@ -324,6 +325,7 @@
         </w:rPr>
         <w:t>责</w:t>
       </w:r>
+      <w:proofErr w:type="gramEnd"/>
       <w:r>
         <w:rPr>
           <w:rFonts w:eastAsia="仿宋" w:hint="eastAsia"/>
@@ -626,7 +628,7 @@
         <w:spacing w:line="900" w:lineRule="exact"/>
         <w:ind w:firstLineChars="400" w:firstLine="1205"/>
         <w:rPr>
-          <w:rFonts w:eastAsia="仿宋" w:hint="eastAsia"/>
+          <w:rFonts w:eastAsia="仿宋"/>
           <w:b/>
           <w:color w:val="000000"/>
           <w:sz w:val="30"/>
@@ -793,6 +795,7 @@
         </w:rPr>
         <w:t xml:space="preserve"> </w:t>
       </w:r>
+      <w:proofErr w:type="gramStart"/>
       <w:r>
         <w:rPr>
           <w:rFonts w:eastAsia="仿宋"/>
@@ -821,7 +824,18 @@
           <w:szCs w:val="30"/>
           <w:u w:val="single"/>
         </w:rPr>
-        <w:t xml:space="preserve"> 2027 </w:t>
+        <w:t xml:space="preserve"> 2027</w:t>
+      </w:r>
+      <w:proofErr w:type="gramEnd"/>
+      <w:r>
+        <w:rPr>
+          <w:rFonts w:eastAsia="仿宋" w:hint="eastAsia"/>
+          <w:color w:val="000000"/>
+          <w:sz w:val="30"/>
+          <w:szCs w:val="30"/>
+          <w:u w:val="single"/>
+        </w:rPr>
+        <w:t xml:space="preserve"> </w:t>
       </w:r>
       <w:r>
         <w:rPr>
@@ -1102,6 +1116,7 @@
             <w:r>
               <w:t>申请人</w:t>
             </w:r>
+            <w:proofErr w:type="gramStart"/>
             <w:r>
               <w:t>(</w:t>
             </w:r>
@@ -1114,6 +1129,7 @@
             <w:r>
               <w:t>)</w:t>
             </w:r>
+            <w:proofErr w:type="gramEnd"/>
           </w:p>
         </w:tc>
         <w:tc>
@@ -1338,7 +1354,6 @@
             <w:pPr>
               <w:jc w:val="center"/>
               <w:rPr>
-                <w:rFonts w:hint="eastAsia"/>
                 <w:szCs w:val="21"/>
               </w:rPr>
             </w:pPr>
@@ -1498,7 +1513,6 @@
             <w:pPr>
               <w:jc w:val="center"/>
               <w:rPr>
-                <w:rFonts w:hint="eastAsia"/>
                 <w:szCs w:val="21"/>
               </w:rPr>
             </w:pPr>
@@ -1621,7 +1635,6 @@
             <w:pPr>
               <w:jc w:val="center"/>
               <w:rPr>
-                <w:rFonts w:hint="eastAsia"/>
                 <w:szCs w:val="21"/>
               </w:rPr>
             </w:pPr>
@@ -1669,15 +1682,14 @@
             <w:pPr>
               <w:jc w:val="center"/>
               <w:rPr>
+                <w:szCs w:val="21"/>
+              </w:rPr>
+            </w:pPr>
+            <w:r>
+              <w:rPr>
                 <w:rFonts w:hint="eastAsia"/>
                 <w:szCs w:val="21"/>
               </w:rPr>
-            </w:pPr>
-            <w:r>
-              <w:rPr>
-                <w:rFonts w:hint="eastAsia"/>
-                <w:szCs w:val="21"/>
-              </w:rPr>
               <w:t>2303016</w:t>
             </w:r>
           </w:p>
@@ -1692,7 +1704,6 @@
             <w:pPr>
               <w:jc w:val="center"/>
               <w:rPr>
-                <w:rFonts w:hint="eastAsia"/>
                 <w:szCs w:val="21"/>
               </w:rPr>
             </w:pPr>
@@ -1719,7 +1730,6 @@
             <w:pPr>
               <w:jc w:val="center"/>
               <w:rPr>
-                <w:rFonts w:hint="eastAsia"/>
                 <w:szCs w:val="21"/>
               </w:rPr>
             </w:pPr>
@@ -1745,7 +1755,6 @@
             <w:pPr>
               <w:jc w:val="center"/>
               <w:rPr>
-                <w:rFonts w:hint="eastAsia"/>
                 <w:szCs w:val="21"/>
               </w:rPr>
             </w:pPr>
@@ -2108,7 +2117,35 @@
               <w:rPr>
                 <w:rFonts w:ascii="宋体" w:hAnsi="宋体"/>
               </w:rPr>
-              <w:t>（1）知识条件：了解 TCP/IP 与 HTTP/WebSocket 的基本通信过程；能够按照官方文档使用 Python（FastAPI）搭建后端接口、使用 Vue 3 搭建前端页面；掌握基本的 SQL 与数据库增删改查；了解大语言模型 API 的调用方式与提示词的基本写法；了解语音识别、语音合成服务的大致接入流程；能够借助 ECharts 等现成图表库完成数据可视化。我们清楚自身在大型系统设计方面的经验有限，因此计划采用“先跑通主流程、再逐步完善”的方式推进，并参考成熟的开源方案与官方文档进行实现。</w:t>
+              <w:t>（1）知识条件：了解 TCP/IP 与 HTTP/WebSocket 的基本通信过程；能够按照官方文档使用 Python（</w:t>
+            </w:r>
+            <w:proofErr w:type="spellStart"/>
+            <w:r>
+              <w:rPr>
+                <w:rFonts w:ascii="宋体" w:hAnsi="宋体"/>
+              </w:rPr>
+              <w:t>FastAPI</w:t>
+            </w:r>
+            <w:proofErr w:type="spellEnd"/>
+            <w:r>
+              <w:rPr>
+                <w:rFonts w:ascii="宋体" w:hAnsi="宋体"/>
+              </w:rPr>
+              <w:t xml:space="preserve">）搭建后端接口、使用 Vue 3 搭建前端页面；掌握基本的 SQL 与数据库增删改查；了解大语言模型 API 的调用方式与提示词的基本写法；了解语音识别、语音合成服务的大致接入流程；能够借助 </w:t>
+            </w:r>
+            <w:proofErr w:type="spellStart"/>
+            <w:r>
+              <w:rPr>
+                <w:rFonts w:ascii="宋体" w:hAnsi="宋体"/>
+              </w:rPr>
+              <w:t>ECharts</w:t>
+            </w:r>
+            <w:proofErr w:type="spellEnd"/>
+            <w:r>
+              <w:rPr>
+                <w:rFonts w:ascii="宋体" w:hAnsi="宋体"/>
+              </w:rPr>
+              <w:t xml:space="preserve"> 等现成图表库完成数据可视化。我们清楚自身在大型系统设计方面的经验有限，因此计划采用“先跑通主流程、再逐步完善”的方式推进，并参考成熟的开源方案与官方文档进行实现。</w:t>
             </w:r>
           </w:p>
           <w:p>
@@ -2132,7 +2169,19 @@
               <w:rPr>
                 <w:rFonts w:ascii="宋体" w:hAnsi="宋体"/>
               </w:rPr>
-              <w:t>（3）科技活动：成员曾参加大学生创新创业训练计划、程序设计竞赛及学科竞赛等科技实践活动（此处请按实际情况补充具体项目与获奖情况），具备一定的团队协作基础。</w:t>
+              <w:t>（3）科技活动：成员曾参加大学生创新创业训练计划、</w:t>
+            </w:r>
+            <w:r>
+              <w:rPr>
+                <w:rFonts w:ascii="宋体" w:hAnsi="宋体" w:hint="eastAsia"/>
+              </w:rPr>
+              <w:t>全国大学生数学竞赛</w:t>
+            </w:r>
+            <w:r>
+              <w:rPr>
+                <w:rFonts w:ascii="宋体" w:hAnsi="宋体"/>
+              </w:rPr>
+              <w:t>等科技实践活动，具备一定的团队协作基础。</w:t>
             </w:r>
           </w:p>
         </w:tc>
@@ -2343,7 +2392,49 @@
               <w:rPr>
                 <w:rFonts w:ascii="宋体" w:hAnsi="宋体"/>
               </w:rPr>
-              <w:t>2. 技术选型：后端使用 Python + FastAPI，通过 WebSocket 与前端保持长连接；前端使用 Vue 3 + TypeScript，图表使用 ECharts；数据保存使用 SQLite 数据库；大模型调用采用各厂商普遍支持的 OpenAI 兼容接口，因此更换厂商（如 DeepSeek、智谱 GLM、通义千问）只需要修改配置文件；语音识别使用 Whisper 兼容接口，语音合成使用 edge-tts。</w:t>
+              <w:t xml:space="preserve">2. 技术选型：后端使用 Python + </w:t>
+            </w:r>
+            <w:proofErr w:type="spellStart"/>
+            <w:r>
+              <w:rPr>
+                <w:rFonts w:ascii="宋体" w:hAnsi="宋体"/>
+              </w:rPr>
+              <w:t>FastAPI</w:t>
+            </w:r>
+            <w:proofErr w:type="spellEnd"/>
+            <w:r>
+              <w:rPr>
+                <w:rFonts w:ascii="宋体" w:hAnsi="宋体"/>
+              </w:rPr>
+              <w:t xml:space="preserve">，通过 WebSocket 与前端保持长连接；前端使用 Vue 3 + TypeScript，图表使用 </w:t>
+            </w:r>
+            <w:proofErr w:type="spellStart"/>
+            <w:r>
+              <w:rPr>
+                <w:rFonts w:ascii="宋体" w:hAnsi="宋体"/>
+              </w:rPr>
+              <w:t>ECharts</w:t>
+            </w:r>
+            <w:proofErr w:type="spellEnd"/>
+            <w:r>
+              <w:rPr>
+                <w:rFonts w:ascii="宋体" w:hAnsi="宋体"/>
+              </w:rPr>
+              <w:t>；数据保存使用 SQLite 数据库；大模型调用采用各厂商普遍支持的 OpenAI 兼容接口，因此更换厂商（如 DeepSeek、智谱 GLM、通义千问）只需要修改配置文件；语音识别使用 Whisper 兼容接口，语音合成使用 edge-</w:t>
+            </w:r>
+            <w:proofErr w:type="spellStart"/>
+            <w:r>
+              <w:rPr>
+                <w:rFonts w:ascii="宋体" w:hAnsi="宋体"/>
+              </w:rPr>
+              <w:t>tts</w:t>
+            </w:r>
+            <w:proofErr w:type="spellEnd"/>
+            <w:r>
+              <w:rPr>
+                <w:rFonts w:ascii="宋体" w:hAnsi="宋体"/>
+              </w:rPr>
+              <w:t>。</w:t>
             </w:r>
           </w:p>
           <w:p>
@@ -2646,24 +2737,15 @@
           <w:p>
             <w:pPr>
               <w:spacing w:after="40" w:line="300" w:lineRule="auto"/>
+              <w:rPr>
+                <w:rFonts w:hint="eastAsia"/>
+              </w:rPr>
             </w:pPr>
             <w:r>
               <w:rPr>
                 <w:rFonts w:ascii="宋体" w:hAnsi="宋体"/>
               </w:rPr>
               <w:t>4. 测试与文档：负责测试用例编写、端到端联调与并发压力测试、工程设计报告的撰写以及演示视频录制。</w:t>
-            </w:r>
-          </w:p>
-          <w:p>
-            <w:pPr>
-              <w:spacing w:after="40" w:line="300" w:lineRule="auto"/>
-              <w:ind w:firstLine="420"/>
-            </w:pPr>
-            <w:r>
-              <w:rPr>
-                <w:rFonts w:ascii="宋体" w:hAnsi="宋体"/>
-              </w:rPr>
-              <w:t>（各成员具体姓名与任务分配请按实际情况补充）</w:t>
             </w:r>
           </w:p>
         </w:tc>

--- a/docs/网络综合工程设计-1-选题报告.docx
+++ b/docs/网络综合工程设计-1-选题报告.docx
@@ -63,7 +63,7 @@
           </mc:Choice>
           <mc:Fallback>
             <w:pict>
-              <v:line w14:anchorId="69FA3702" id="直线 2" o:spid="_x0000_s1026" style="position:absolute;z-index:251659264;visibility:visible;mso-wrap-style:square;mso-wrap-distance-left:9pt;mso-wrap-distance-top:0;mso-wrap-distance-right:9pt;mso-wrap-distance-bottom:0;mso-position-horizontal:absolute;mso-position-horizontal-relative:text;mso-position-vertical:absolute;mso-position-vertical-relative:text" from="0,15.6pt" to=".05pt,15.6pt" o:gfxdata="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"/>
+              <v:line w14:anchorId="34347549" id="直线 2" o:spid="_x0000_s1026" style="position:absolute;z-index:251659264;visibility:visible;mso-wrap-style:square;mso-wrap-distance-left:9pt;mso-wrap-distance-top:0;mso-wrap-distance-right:9pt;mso-wrap-distance-bottom:0;mso-position-horizontal:absolute;mso-position-horizontal-relative:text;mso-position-vertical:absolute;mso-position-vertical-relative:text" from="0,15.6pt" to=".05pt,15.6pt" o:gfxdata="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"/>
             </w:pict>
           </mc:Fallback>
         </mc:AlternateContent>
@@ -294,7 +294,6 @@
           <w:u w:val="single"/>
         </w:rPr>
       </w:pPr>
-      <w:proofErr w:type="gramStart"/>
       <w:r>
         <w:rPr>
           <w:rFonts w:eastAsia="仿宋"/>
@@ -325,7 +324,6 @@
         </w:rPr>
         <w:t>责</w:t>
       </w:r>
-      <w:proofErr w:type="gramEnd"/>
       <w:r>
         <w:rPr>
           <w:rFonts w:eastAsia="仿宋" w:hint="eastAsia"/>
@@ -590,6 +588,16 @@
           <w:szCs w:val="30"/>
           <w:u w:val="single"/>
         </w:rPr>
+        <w:t xml:space="preserve">    </w:t>
+      </w:r>
+      <w:r>
+        <w:rPr>
+          <w:rFonts w:eastAsia="仿宋" w:hint="eastAsia"/>
+          <w:color w:val="000000"/>
+          <w:sz w:val="30"/>
+          <w:szCs w:val="30"/>
+          <w:u w:val="single"/>
+        </w:rPr>
         <w:t>计算机科学与技术</w:t>
       </w:r>
       <w:r>
@@ -795,7 +803,6 @@
         </w:rPr>
         <w:t xml:space="preserve"> </w:t>
       </w:r>
-      <w:proofErr w:type="gramStart"/>
       <w:r>
         <w:rPr>
           <w:rFonts w:eastAsia="仿宋"/>
@@ -824,18 +831,7 @@
           <w:szCs w:val="30"/>
           <w:u w:val="single"/>
         </w:rPr>
-        <w:t xml:space="preserve"> 2027</w:t>
-      </w:r>
-      <w:proofErr w:type="gramEnd"/>
-      <w:r>
-        <w:rPr>
-          <w:rFonts w:eastAsia="仿宋" w:hint="eastAsia"/>
-          <w:color w:val="000000"/>
-          <w:sz w:val="30"/>
-          <w:szCs w:val="30"/>
-          <w:u w:val="single"/>
-        </w:rPr>
-        <w:t xml:space="preserve"> </w:t>
+        <w:t xml:space="preserve"> 2027 </w:t>
       </w:r>
       <w:r>
         <w:rPr>
@@ -1116,7 +1112,6 @@
             <w:r>
               <w:t>申请人</w:t>
             </w:r>
-            <w:proofErr w:type="gramStart"/>
             <w:r>
               <w:t>(</w:t>
             </w:r>
@@ -1129,7 +1124,6 @@
             <w:r>
               <w:t>)</w:t>
             </w:r>
-            <w:proofErr w:type="gramEnd"/>
           </w:p>
         </w:tc>
         <w:tc>
@@ -2117,35 +2111,7 @@
               <w:rPr>
                 <w:rFonts w:ascii="宋体" w:hAnsi="宋体"/>
               </w:rPr>
-              <w:t>（1）知识条件：了解 TCP/IP 与 HTTP/WebSocket 的基本通信过程；能够按照官方文档使用 Python（</w:t>
-            </w:r>
-            <w:proofErr w:type="spellStart"/>
-            <w:r>
-              <w:rPr>
-                <w:rFonts w:ascii="宋体" w:hAnsi="宋体"/>
-              </w:rPr>
-              <w:t>FastAPI</w:t>
-            </w:r>
-            <w:proofErr w:type="spellEnd"/>
-            <w:r>
-              <w:rPr>
-                <w:rFonts w:ascii="宋体" w:hAnsi="宋体"/>
-              </w:rPr>
-              <w:t xml:space="preserve">）搭建后端接口、使用 Vue 3 搭建前端页面；掌握基本的 SQL 与数据库增删改查；了解大语言模型 API 的调用方式与提示词的基本写法；了解语音识别、语音合成服务的大致接入流程；能够借助 </w:t>
-            </w:r>
-            <w:proofErr w:type="spellStart"/>
-            <w:r>
-              <w:rPr>
-                <w:rFonts w:ascii="宋体" w:hAnsi="宋体"/>
-              </w:rPr>
-              <w:t>ECharts</w:t>
-            </w:r>
-            <w:proofErr w:type="spellEnd"/>
-            <w:r>
-              <w:rPr>
-                <w:rFonts w:ascii="宋体" w:hAnsi="宋体"/>
-              </w:rPr>
-              <w:t xml:space="preserve"> 等现成图表库完成数据可视化。我们清楚自身在大型系统设计方面的经验有限，因此计划采用“先跑通主流程、再逐步完善”的方式推进，并参考成熟的开源方案与官方文档进行实现。</w:t>
+              <w:t>（1）知识条件：了解 TCP/IP 与 HTTP/WebSocket 的基本通信过程；能够按照官方文档使用 Python（FastAPI）搭建后端接口、使用 Vue 3 搭建前端页面；掌握基本的 SQL 与数据库增删改查；了解大语言模型 API 的调用方式与提示词的基本写法；了解语音识别、语音合成服务的大致接入流程；能够借助 ECharts 等现成图表库完成数据可视化。我们清楚自身在大型系统设计方面的经验有限，因此计划采用“先跑通主流程、再逐步完善”的方式推进，并参考成熟的开源方案与官方文档进行实现。</w:t>
             </w:r>
           </w:p>
           <w:p>
@@ -2320,7 +2286,7 @@
                 <w:b/>
               </w:rPr>
               <w:lastRenderedPageBreak/>
-              <w:t>三、拟采用的研究方案和要解决的关键技术问题</w:t>
+              <w:t>拟采用的研究方案和要解决的关键技术问题</w:t>
             </w:r>
           </w:p>
           <w:p>
@@ -2392,49 +2358,7 @@
               <w:rPr>
                 <w:rFonts w:ascii="宋体" w:hAnsi="宋体"/>
               </w:rPr>
-              <w:t xml:space="preserve">2. 技术选型：后端使用 Python + </w:t>
-            </w:r>
-            <w:proofErr w:type="spellStart"/>
-            <w:r>
-              <w:rPr>
-                <w:rFonts w:ascii="宋体" w:hAnsi="宋体"/>
-              </w:rPr>
-              <w:t>FastAPI</w:t>
-            </w:r>
-            <w:proofErr w:type="spellEnd"/>
-            <w:r>
-              <w:rPr>
-                <w:rFonts w:ascii="宋体" w:hAnsi="宋体"/>
-              </w:rPr>
-              <w:t xml:space="preserve">，通过 WebSocket 与前端保持长连接；前端使用 Vue 3 + TypeScript，图表使用 </w:t>
-            </w:r>
-            <w:proofErr w:type="spellStart"/>
-            <w:r>
-              <w:rPr>
-                <w:rFonts w:ascii="宋体" w:hAnsi="宋体"/>
-              </w:rPr>
-              <w:t>ECharts</w:t>
-            </w:r>
-            <w:proofErr w:type="spellEnd"/>
-            <w:r>
-              <w:rPr>
-                <w:rFonts w:ascii="宋体" w:hAnsi="宋体"/>
-              </w:rPr>
-              <w:t>；数据保存使用 SQLite 数据库；大模型调用采用各厂商普遍支持的 OpenAI 兼容接口，因此更换厂商（如 DeepSeek、智谱 GLM、通义千问）只需要修改配置文件；语音识别使用 Whisper 兼容接口，语音合成使用 edge-</w:t>
-            </w:r>
-            <w:proofErr w:type="spellStart"/>
-            <w:r>
-              <w:rPr>
-                <w:rFonts w:ascii="宋体" w:hAnsi="宋体"/>
-              </w:rPr>
-              <w:t>tts</w:t>
-            </w:r>
-            <w:proofErr w:type="spellEnd"/>
-            <w:r>
-              <w:rPr>
-                <w:rFonts w:ascii="宋体" w:hAnsi="宋体"/>
-              </w:rPr>
-              <w:t>。</w:t>
+              <w:t>2. 技术选型：后端使用 Python + FastAPI，通过 WebSocket 与前端保持长连接；前端使用 Vue 3 + TypeScript，图表使用 ECharts；数据保存使用 SQLite 数据库；大模型调用采用各厂商普遍支持的 OpenAI 兼容接口，因此更换厂商（如 DeepSeek、智谱 GLM、通义千问）只需要修改配置文件；语音识别使用 Whisper 兼容接口，语音合成使用 edge-tts。</w:t>
             </w:r>
           </w:p>
           <w:p>
@@ -2737,9 +2661,6 @@
           <w:p>
             <w:pPr>
               <w:spacing w:after="40" w:line="300" w:lineRule="auto"/>
-              <w:rPr>
-                <w:rFonts w:hint="eastAsia"/>
-              </w:rPr>
             </w:pPr>
             <w:r>
               <w:rPr>
